--- a/_build/docx/01_Кадровые_документы/3_Приказ_о_руководстве_отделом.docx
+++ b/_build/docx/01_Кадровые_документы/3_Приказ_о_руководстве_отделом.docx
@@ -11,6 +11,17 @@
           <w:rFonts w:ascii="Times New Roman" w:hAnsi="Times New Roman"/>
         </w:rPr>
         <w:t>ООО «АльденаГрупп»</w:t>
+      </w:r>
+    </w:p>
+    <w:p>
+      <w:pPr>
+        <w:jc w:val="right"/>
+      </w:pPr>
+      <w:r>
+        <w:rPr>
+          <w:rFonts w:ascii="Times New Roman" w:hAnsi="Times New Roman"/>
+        </w:rPr>
+        <w:t>Директор А.В. Калита</w:t>
       </w:r>
     </w:p>
     <w:p>
@@ -382,7 +393,7 @@
         <w:rPr>
           <w:rFonts w:ascii="Times New Roman" w:hAnsi="Times New Roman"/>
         </w:rPr>
-        <w:t>Заместитель директора</w:t>
+        <w:t>Директор</w:t>
       </w:r>
     </w:p>
     <w:p>
@@ -393,7 +404,7 @@
         <w:rPr>
           <w:rFonts w:ascii="Times New Roman" w:hAnsi="Times New Roman"/>
         </w:rPr>
-        <w:t>___________________ Д.Г. Покалюк</w:t>
+        <w:t>___________________ А.В. Калита</w:t>
       </w:r>
     </w:p>
     <w:p>

--- a/_build/docx/01_Кадровые_документы/3_Приказ_о_руководстве_отделом.docx
+++ b/_build/docx/01_Кадровые_документы/3_Приказ_о_руководстве_отделом.docx
@@ -50,7 +50,7 @@
         <w:rPr>
           <w:rFonts w:ascii="Times New Roman" w:hAnsi="Times New Roman"/>
         </w:rPr>
-        <w:t>«___» июня 2026 г.                                                     № ______</w:t>
+        <w:t>«___» __________ 2026 г.                                                     № ______</w:t>
       </w:r>
     </w:p>
     <w:p>
@@ -60,7 +60,7 @@
           <w:b/>
           <w:sz w:val="26"/>
         </w:rPr>
-        <w:t>О создании проектно-конструкторского отдела и назначении руководителя</w:t>
+        <w:t>О создании проектно-конструкторского отдела</w:t>
       </w:r>
     </w:p>
     <w:p>
@@ -84,7 +84,31 @@
         <w:rPr>
           <w:rFonts w:ascii="Times New Roman" w:hAnsi="Times New Roman"/>
         </w:rPr>
-        <w:t>управляемости конструкторского направления,</w:t>
+        <w:t>управляемости конструкторского направления, руководствуясь выпуском 39 Единого</w:t>
+      </w:r>
+    </w:p>
+    <w:p>
+      <w:r>
+        <w:rPr>
+          <w:rFonts w:ascii="Times New Roman" w:hAnsi="Times New Roman"/>
+        </w:rPr>
+        <w:t>квалификационного справочника должностей служащих «Должности служащих, занятых в</w:t>
+      </w:r>
+    </w:p>
+    <w:p>
+      <w:r>
+        <w:rPr>
+          <w:rFonts w:ascii="Times New Roman" w:hAnsi="Times New Roman"/>
+        </w:rPr>
+        <w:t>области инженерно-технического проектирования» (утв. постановлением Министерства</w:t>
+      </w:r>
+    </w:p>
+    <w:p>
+      <w:r>
+        <w:rPr>
+          <w:rFonts w:ascii="Times New Roman" w:hAnsi="Times New Roman"/>
+        </w:rPr>
+        <w:t>труда и социальной защиты Республики Беларусь от 23.02.2024 № 9),</w:t>
       </w:r>
     </w:p>
     <w:p>
@@ -131,7 +155,7 @@
         <w:rPr>
           <w:rFonts w:ascii="Times New Roman" w:hAnsi="Times New Roman"/>
         </w:rPr>
-        <w:t xml:space="preserve"> с 25 июня 2026 г.</w:t>
+        <w:t xml:space="preserve"> с «___» __________ 2026 г.</w:t>
       </w:r>
     </w:p>
     <w:p>
@@ -139,27 +163,14 @@
         <w:rPr>
           <w:rFonts w:ascii="Times New Roman" w:hAnsi="Times New Roman"/>
         </w:rPr>
-        <w:t xml:space="preserve">2. </w:t>
+        <w:t xml:space="preserve">2. Установить, что отдел возглавляет </w:t>
       </w:r>
       <w:r>
         <w:rPr>
           <w:rFonts w:ascii="Times New Roman" w:hAnsi="Times New Roman"/>
           <w:b/>
         </w:rPr>
-        <w:t>Возложить</w:t>
-      </w:r>
-      <w:r>
-        <w:rPr>
-          <w:rFonts w:ascii="Times New Roman" w:hAnsi="Times New Roman"/>
-        </w:rPr>
-        <w:t xml:space="preserve"> на </w:t>
-      </w:r>
-      <w:r>
-        <w:rPr>
-          <w:rFonts w:ascii="Times New Roman" w:hAnsi="Times New Roman"/>
-          <w:b/>
-        </w:rPr>
-        <w:t>ведущего инженера-конструктора Иванюк Валентину Сергеевну</w:t>
+        <w:t>начальник проектно-конструкторского</w:t>
       </w:r>
     </w:p>
     <w:p>
@@ -167,20 +178,14 @@
         <w:rPr>
           <w:rFonts w:ascii="Times New Roman" w:hAnsi="Times New Roman"/>
         </w:rPr>
-        <w:t xml:space="preserve">функции </w:t>
+        <w:t>отдела</w:t>
       </w:r>
       <w:r>
         <w:rPr>
           <w:rFonts w:ascii="Times New Roman" w:hAnsi="Times New Roman"/>
           <w:b/>
         </w:rPr>
-        <w:t>руководителя проектно-конструкторского отдела</w:t>
-      </w:r>
-      <w:r>
-        <w:rPr>
-          <w:rFonts w:ascii="Times New Roman" w:hAnsi="Times New Roman"/>
-        </w:rPr>
-        <w:t xml:space="preserve"> с 25 июня 2026 г.</w:t>
+        <w:t>, назначаемый на должность и освобождаемый от неё приказом директора.</w:t>
       </w:r>
     </w:p>
     <w:p>
@@ -188,7 +193,44 @@
         <w:rPr>
           <w:rFonts w:ascii="Times New Roman" w:hAnsi="Times New Roman"/>
         </w:rPr>
-        <w:t>3. Установить, что руководитель отдела:</w:t>
+        <w:t>Должность начальника проектно-конструкторского отдела с «___» __________ 2026 г.</w:t>
+      </w:r>
+    </w:p>
+    <w:p>
+      <w:r>
+        <w:rPr>
+          <w:rFonts w:ascii="Times New Roman" w:hAnsi="Times New Roman"/>
+        </w:rPr>
+        <w:t xml:space="preserve">замещает </w:t>
+      </w:r>
+      <w:r>
+        <w:rPr>
+          <w:rFonts w:ascii="Times New Roman" w:hAnsi="Times New Roman"/>
+          <w:b/>
+        </w:rPr>
+        <w:t>Иванюк Валентина Сергеевна</w:t>
+      </w:r>
+      <w:r>
+        <w:rPr>
+          <w:rFonts w:ascii="Times New Roman" w:hAnsi="Times New Roman"/>
+        </w:rPr>
+        <w:t xml:space="preserve"> (приказ о переводе</w:t>
+      </w:r>
+    </w:p>
+    <w:p>
+      <w:r>
+        <w:rPr>
+          <w:rFonts w:ascii="Times New Roman" w:hAnsi="Times New Roman"/>
+        </w:rPr>
+        <w:t>от «___» __________ 2026 г. № ______).</w:t>
+      </w:r>
+    </w:p>
+    <w:p>
+      <w:r>
+        <w:rPr>
+          <w:rFonts w:ascii="Times New Roman" w:hAnsi="Times New Roman"/>
+        </w:rPr>
+        <w:t>3. Установить, что начальник отдела:</w:t>
       </w:r>
     </w:p>
     <w:p>
@@ -264,7 +306,15 @@
         <w:rPr>
           <w:rFonts w:ascii="Times New Roman" w:hAnsi="Times New Roman"/>
         </w:rPr>
-        <w:t>отчитывается о работе отдела перед заместителем директора.</w:t>
+        <w:t>ведёт рабочий журнал отдела, по которому заместитель директора контролирует</w:t>
+      </w:r>
+    </w:p>
+    <w:p>
+      <w:r>
+        <w:rPr>
+          <w:rFonts w:ascii="Times New Roman" w:hAnsi="Times New Roman"/>
+        </w:rPr>
+        <w:t>работу отдела.</w:t>
       </w:r>
     </w:p>
     <w:p>
@@ -306,7 +356,7 @@
         <w:rPr>
           <w:rFonts w:ascii="Times New Roman" w:hAnsi="Times New Roman"/>
         </w:rPr>
-        <w:t>ведущий инженер-конструктор — руководитель отдела — 1 ед.;</w:t>
+        <w:t>начальник проектно-конструкторского отдела — 1 ед.;</w:t>
       </w:r>
     </w:p>
     <w:p>
@@ -336,7 +386,7 @@
         <w:rPr>
           <w:rFonts w:ascii="Times New Roman" w:hAnsi="Times New Roman"/>
         </w:rPr>
-        <w:t>6. Утвердить и ввести в действие с 25 июня 2026 г.:</w:t>
+        <w:t>6. Утвердить и ввести в действие с «___» __________ 2026 г.:</w:t>
       </w:r>
     </w:p>
     <w:p>
@@ -358,7 +408,7 @@
         <w:rPr>
           <w:rFonts w:ascii="Times New Roman" w:hAnsi="Times New Roman"/>
         </w:rPr>
-        <w:t>должностную инструкцию ведущего инженера-конструктора — руководителя отдела.</w:t>
+        <w:t>должностную инструкцию начальника проектно-конструкторского отдела.</w:t>
       </w:r>
     </w:p>
     <w:p>
@@ -366,7 +416,7 @@
         <w:rPr>
           <w:rFonts w:ascii="Times New Roman" w:hAnsi="Times New Roman"/>
         </w:rPr>
-        <w:t>7. Работникам конструкторского направления выполнять распоряжения руководителя</w:t>
+        <w:t>7. Работникам конструкторского направления выполнять распоряжения начальника</w:t>
       </w:r>
     </w:p>
     <w:p>
@@ -429,6 +479,9 @@
         <w:gridCol w:w="2493"/>
       </w:tblGrid>
       <w:tr>
+        <w:trPr>
+          <w:tblHeader w:val="true"/>
+        </w:trPr>
         <w:tc>
           <w:tcPr>
             <w:tcW w:type="dxa" w:w="2493"/>
@@ -515,7 +568,7 @@
                 <w:rFonts w:ascii="Times New Roman" w:hAnsi="Times New Roman"/>
                 <w:sz w:val="22"/>
               </w:rPr>
-              <w:t>ведущий инженер-конструктор — руководитель отдела</w:t>
+              <w:t>начальник проектно-конструкторского отдела</w:t>
             </w:r>
           </w:p>
         </w:tc>

--- a/_build/docx/01_Кадровые_документы/3_Приказ_о_руководстве_отделом.docx
+++ b/_build/docx/01_Кадровые_документы/3_Приказ_о_руководстве_отделом.docx
@@ -473,10 +473,10 @@
         <w:tblLook w:firstColumn="1" w:firstRow="1" w:lastColumn="0" w:lastRow="0" w:noHBand="0" w:noVBand="1" w:val="04A0"/>
       </w:tblPr>
       <w:tblGrid>
-        <w:gridCol w:w="2493"/>
-        <w:gridCol w:w="2493"/>
-        <w:gridCol w:w="2493"/>
-        <w:gridCol w:w="2493"/>
+        <w:gridCol w:w="2410"/>
+        <w:gridCol w:w="2410"/>
+        <w:gridCol w:w="2410"/>
+        <w:gridCol w:w="2410"/>
       </w:tblGrid>
       <w:tr>
         <w:trPr>
@@ -484,7 +484,7 @@
         </w:trPr>
         <w:tc>
           <w:tcPr>
-            <w:tcW w:type="dxa" w:w="2493"/>
+            <w:tcW w:type="dxa" w:w="2410"/>
           </w:tcPr>
           <w:p>
             <w:r>
@@ -499,7 +499,7 @@
         </w:tc>
         <w:tc>
           <w:tcPr>
-            <w:tcW w:type="dxa" w:w="2493"/>
+            <w:tcW w:type="dxa" w:w="2410"/>
           </w:tcPr>
           <w:p>
             <w:r>
@@ -514,7 +514,7 @@
         </w:tc>
         <w:tc>
           <w:tcPr>
-            <w:tcW w:type="dxa" w:w="2493"/>
+            <w:tcW w:type="dxa" w:w="2410"/>
           </w:tcPr>
           <w:p>
             <w:r>
@@ -529,7 +529,7 @@
         </w:tc>
         <w:tc>
           <w:tcPr>
-            <w:tcW w:type="dxa" w:w="2493"/>
+            <w:tcW w:type="dxa" w:w="2410"/>
           </w:tcPr>
           <w:p>
             <w:r>
@@ -546,7 +546,7 @@
       <w:tr>
         <w:tc>
           <w:tcPr>
-            <w:tcW w:type="dxa" w:w="2493"/>
+            <w:tcW w:type="dxa" w:w="2410"/>
           </w:tcPr>
           <w:p>
             <w:r>
@@ -560,7 +560,7 @@
         </w:tc>
         <w:tc>
           <w:tcPr>
-            <w:tcW w:type="dxa" w:w="2493"/>
+            <w:tcW w:type="dxa" w:w="2410"/>
           </w:tcPr>
           <w:p>
             <w:r>
@@ -574,13 +574,13 @@
         </w:tc>
         <w:tc>
           <w:tcPr>
-            <w:tcW w:type="dxa" w:w="2493"/>
+            <w:tcW w:type="dxa" w:w="2410"/>
           </w:tcPr>
           <w:p/>
         </w:tc>
         <w:tc>
           <w:tcPr>
-            <w:tcW w:type="dxa" w:w="2493"/>
+            <w:tcW w:type="dxa" w:w="2410"/>
           </w:tcPr>
           <w:p/>
         </w:tc>
@@ -588,7 +588,7 @@
       <w:tr>
         <w:tc>
           <w:tcPr>
-            <w:tcW w:type="dxa" w:w="2493"/>
+            <w:tcW w:type="dxa" w:w="2410"/>
           </w:tcPr>
           <w:p>
             <w:r>
@@ -602,7 +602,7 @@
         </w:tc>
         <w:tc>
           <w:tcPr>
-            <w:tcW w:type="dxa" w:w="2493"/>
+            <w:tcW w:type="dxa" w:w="2410"/>
           </w:tcPr>
           <w:p>
             <w:r>
@@ -616,13 +616,13 @@
         </w:tc>
         <w:tc>
           <w:tcPr>
-            <w:tcW w:type="dxa" w:w="2493"/>
+            <w:tcW w:type="dxa" w:w="2410"/>
           </w:tcPr>
           <w:p/>
         </w:tc>
         <w:tc>
           <w:tcPr>
-            <w:tcW w:type="dxa" w:w="2493"/>
+            <w:tcW w:type="dxa" w:w="2410"/>
           </w:tcPr>
           <w:p/>
         </w:tc>
@@ -630,7 +630,7 @@
       <w:tr>
         <w:tc>
           <w:tcPr>
-            <w:tcW w:type="dxa" w:w="2493"/>
+            <w:tcW w:type="dxa" w:w="2410"/>
           </w:tcPr>
           <w:p>
             <w:r>
@@ -644,7 +644,7 @@
         </w:tc>
         <w:tc>
           <w:tcPr>
-            <w:tcW w:type="dxa" w:w="2493"/>
+            <w:tcW w:type="dxa" w:w="2410"/>
           </w:tcPr>
           <w:p>
             <w:r>
@@ -658,13 +658,13 @@
         </w:tc>
         <w:tc>
           <w:tcPr>
-            <w:tcW w:type="dxa" w:w="2493"/>
+            <w:tcW w:type="dxa" w:w="2410"/>
           </w:tcPr>
           <w:p/>
         </w:tc>
         <w:tc>
           <w:tcPr>
-            <w:tcW w:type="dxa" w:w="2493"/>
+            <w:tcW w:type="dxa" w:w="2410"/>
           </w:tcPr>
           <w:p/>
         </w:tc>
@@ -672,7 +672,7 @@
     </w:tbl>
     <w:p/>
     <w:sectPr>
-      <w:pgSz w:w="12240" w:h="15840"/>
+      <w:pgSz w:w="11906" w:h="16838"/>
       <w:pgMar w:top="1134" w:right="850" w:bottom="1134" w:left="1417" w:header="720" w:footer="720" w:gutter="0"/>
       <w:cols w:space="720"/>
       <w:docGrid w:linePitch="360"/>
